--- a/小野町_引継ぎ_整理済/09_骨子案/小野町高齢者保健福祉計画_第10期介護保険事業計画_骨子案_20260803.docx
+++ b/小野町_引継ぎ_整理済/09_骨子案/小野町高齢者保健福祉計画_第10期介護保険事業計画_骨子案_20260803.docx
@@ -479,7 +479,7 @@
               <w:rPr>
                 <w:sz w:val="19"/>
               </w:rPr>
-              <w:t>取得済（令和8年3月末 認定者783人・認定率22.7％、75歳以上39.7％、85歳以上71.6％、調整済み認定率25.08％）</w:t>
+              <w:t>取得済（令和7年3月末 認定者935人・認定率26.8％、75歳以上39.7％、85歳以上71.6％、調整済み認定率25.08％）。令和8年3月末値（783人・22.7％）は前年比▲16.3％と実態として説明困難な減少があり要確認</w:t>
             </w:r>
           </w:p>
         </w:tc>
@@ -749,6 +749,15 @@
         </w:tc>
       </w:tr>
     </w:tbl>
+    <w:p>
+      <w:r>
+        <w:rPr>
+          <w:i/>
+          <w:sz w:val="18"/>
+        </w:rPr>
+        <w:t>※ 認定者数は、令和8年3月末時点の値が令和7年3月末比で152人（16.3％）減少しており、重度ほど減少幅が大きい（要介護5は▲37.2％）一方で受給者数はほぼ横ばいである。実態の変化としては説明が困難なため、本骨子では令和7年3月末時点を直近の確定値として扱う。詳細は『介護保険給付費等分析結果報告書』第2章を参照。</w:t>
+      </w:r>
+    </w:p>
     <w:p>
       <w:pPr>
         <w:pStyle w:val="Heading1"/>
@@ -1932,7 +1941,7 @@
               <w:rPr>
                 <w:sz w:val="19"/>
               </w:rPr>
-              <w:t>年齢階層別認定率×推計人口。後期高齢者比率の上昇と調整済み認定率の上昇を踏まえた補正</w:t>
+              <w:t>年齢階層別認定率×推計人口。後期高齢者比率の上昇と調整済み認定率の上昇を踏まえた補正。認定者数の基礎データは町の認定実績で確定させる（第2章の注記参照）</w:t>
             </w:r>
           </w:p>
         </w:tc>
